--- a/_inbox/PDI/03-fullstack-modelagem-dados/atividade-4/7-apresentacao/pdi-fullstack-modelagem-dados-a4.docx
+++ b/_inbox/PDI/03-fullstack-modelagem-dados/atividade-4/7-apresentacao/pdi-fullstack-modelagem-dados-a4.docx
@@ -4,197 +4,138 @@
   <w:body>
     <w:p>
       <w:pPr>
-        <w:jc w:val="center"/>
+        <w:pStyle w:val="Title"/>
       </w:pPr>
       <w:r>
-        <w:rPr>
-          <w:b/>
-          <w:color w:val="8B4513"/>
-          <w:sz w:val="28"/>
-        </w:rPr>
-        <w:t>PDI</w:t>
+        <w:t>Otimizacao de Core Web Vitals (LCP/INP/CLS) com Diagnostico Real</w:t>
+      </w:r>
+    </w:p>
+    <w:p>
+      <w:r>
+        <w:t>PDI Marcos Luciano - marcosluciano.rodrigues@v4company.com</w:t>
       </w:r>
     </w:p>
     <w:p>
       <w:pPr>
-        <w:jc w:val="center"/>
+        <w:pStyle w:val="Heading1"/>
       </w:pPr>
       <w:r>
-        <w:rPr>
-          <w:b/>
-          <w:sz w:val="46"/>
-        </w:rPr>
-        <w:t>Otimizacao de Core Web Vitals (LCP/INP/CLS) com Diagnostico Real</w:t>
+        <w:t>1. Contexto</w:t>
+      </w:r>
+    </w:p>
+    <w:p>
+      <w:r>
+        <w:t>O front da FV carrega devagar e o usuário sente a página 'pular' depois de pronta. No mobile, clicar em botões responde com atraso. Isso não é frescura: o Google usa Core Web Vitals como ranking signal e o usuário abandona páginas lentas. Três números mandam: LCP, CLS e INP.</w:t>
+      </w:r>
+    </w:p>
+    <w:p>
+      <w:r>
+        <w:t>Analogia do café da manhãLCP é o tempo até você ver a xícara de café na mesa (a maior coisa da tela). CLS é a mesa tremer e a xícara deslocar 5cm quando você ia pegá-la (layout pula). INP é o tempo entre você esticar a mão e realmente segurar a xícara (a página responde ao seu toque). Os três medem se o café chega rápido, firme e obediente.</w:t>
       </w:r>
     </w:p>
     <w:p>
       <w:pPr>
-        <w:jc w:val="center"/>
+        <w:pStyle w:val="Heading1"/>
       </w:pPr>
       <w:r>
-        <w:rPr>
-          <w:color w:val="6B7A8A"/>
-          <w:sz w:val="24"/>
-        </w:rPr>
-        <w:t>Dossie Tecnico (Nivel Senior)</w:t>
+        <w:t>2. Diagnóstico</w:t>
+      </w:r>
+    </w:p>
+    <w:p>
+      <w:r>
+        <w:t>Imagens pesadas sem lazy-load e sem dimensão fixa esticam o LCP e o CLS. Scripts bloqueiam o main thread, inflando o INP. Renderização limpa acontece só depois de muito JS, e o browser reposa o conteúdo sem aviso.</w:t>
+      </w:r>
+    </w:p>
+    <w:p>
+      <w:r>
+        <w:t>LCP (s) — menor é melhorJanFevMarAbrMaiJunJulAgoSetOutNovDezAntesDepoisCLS — menor é melhorJanFevMarAbrMaiJunJulAgoSetOutNovDezCLS AntesCLS Depois</w:t>
+      </w:r>
+    </w:p>
+    <w:p>
+      <w:r>
+        <w:t>Raiz do problema: ausência de orçamento de performance no front — imagens sem dimensão/sem lazy-load (LCP/CLS) e JS monopolizando o main thread (INP). Cada métrica tem causa técnica específica e corrigível.</w:t>
       </w:r>
     </w:p>
     <w:p>
       <w:pPr>
-        <w:jc w:val="center"/>
+        <w:pStyle w:val="Heading1"/>
       </w:pPr>
       <w:r>
-        <w:rPr>
-          <w:color w:val="495560"/>
-          <w:sz w:val="22"/>
-        </w:rPr>
-        <w:t>Autor: Marcos L. R. V. (Coordenador de Engenharia)</w:t>
-        <w:br/>
-      </w:r>
-      <w:r>
-        <w:rPr>
-          <w:color w:val="495560"/>
-          <w:sz w:val="22"/>
-        </w:rPr>
-        <w:t>Unidade: V4 Company / Squad de Engenharia de IA</w:t>
-        <w:br/>
-      </w:r>
-      <w:r>
-        <w:rPr>
-          <w:color w:val="495560"/>
-          <w:sz w:val="22"/>
-        </w:rPr>
-        <w:t>Data: 2026-08-27</w:t>
-        <w:br/>
-      </w:r>
-      <w:r>
-        <w:rPr>
-          <w:color w:val="495560"/>
-          <w:sz w:val="22"/>
-        </w:rPr>
-        <w:t>Area: Arquitetura Full Stack</w:t>
-        <w:br/>
-      </w:r>
-      <w:r>
-        <w:rPr>
-          <w:color w:val="495560"/>
-          <w:sz w:val="22"/>
-        </w:rPr>
-        <w:t>Status: Entregue (desenvolvido)</w:t>
-        <w:br/>
+        <w:t>3. Solução</w:t>
       </w:r>
     </w:p>
     <w:p>
       <w:r>
-        <w:br w:type="page"/>
+        <w:t>Tratar cada vital separadamente: LCP com imagem principal pré-carregada e formato moderno (WebP/AVIF) em CDN; CLS reservando espaço (atributos width/height e skeleton) para todo elemento que carrega depois; INP quebrando tarefas longas do JS em pedaços (requestIdleCallback/scheduler.yield) e adiando scripts não críticos.</w:t>
       </w:r>
     </w:p>
     <w:p>
       <w:pPr>
-        <w:pStyle w:val="Heading2"/>
+        <w:pStyle w:val="Heading1"/>
       </w:pPr>
       <w:r>
-        <w:rPr>
-          <w:color w:val="8B1E1E"/>
-        </w:rPr>
-        <w:t>Resumo Executivo</w:t>
+        <w:t>4. Como funciona (pipeline)</w:t>
       </w:r>
     </w:p>
     <w:p>
       <w:r>
-        <w:t>Diagnostico e plano de Core Web Vitals (LCP, INP, CLS) para as interfaces dos agentes/portal, com evidencias de campo (CrUX) e laboratorio, mais correcoes aplicadas.</w:t>
-      </w:r>
-    </w:p>
-    <w:p>
-      <w:r>
-        <w:t>CWV e sinal de ranqueamento e de retencao.</w:t>
+        <w:t>[ver fluxo / gráfico no documento HTML]</w:t>
       </w:r>
     </w:p>
     <w:p>
       <w:pPr>
-        <w:pStyle w:val="Heading2"/>
+        <w:pStyle w:val="Heading1"/>
       </w:pPr>
       <w:r>
-        <w:rPr>
-          <w:color w:val="8B1E1E"/>
-        </w:rPr>
-        <w:t>Contexto de Producao</w:t>
-      </w:r>
-    </w:p>
-    <w:p>
-      <w:pPr>
-        <w:pStyle w:val="ListBullet"/>
-      </w:pPr>
-      <w:r>
-        <w:t>Portais com LCP ~ 4s.</w:t>
-      </w:r>
-    </w:p>
-    <w:p>
-      <w:pPr>
-        <w:pStyle w:val="ListBullet"/>
-      </w:pPr>
-      <w:r>
-        <w:t>INP ruim ao clicar em acoes.</w:t>
-      </w:r>
-    </w:p>
-    <w:p>
-      <w:pPr>
-        <w:pStyle w:val="ListBullet"/>
-      </w:pPr>
-      <w:r>
-        <w:t>CLS ao carregar cards.</w:t>
-      </w:r>
-    </w:p>
-    <w:p>
-      <w:pPr>
-        <w:pStyle w:val="Heading2"/>
-      </w:pPr>
-      <w:r>
-        <w:rPr>
-          <w:color w:val="8B1E1E"/>
-        </w:rPr>
-        <w:t>O Problema</w:t>
+        <w:t>5. Antes vs Depois</w:t>
       </w:r>
     </w:p>
     <w:tbl>
       <w:tblPr>
-        <w:tblStyle w:val="LightGrid-Accent1"/>
         <w:tblW w:type="auto" w:w="0"/>
         <w:tblLook w:firstColumn="1" w:firstRow="1" w:lastColumn="0" w:lastRow="0" w:noHBand="0" w:noVBand="1" w:val="04A0"/>
       </w:tblPr>
       <w:tblGrid>
-        <w:gridCol w:w="2946"/>
-        <w:gridCol w:w="2946"/>
-        <w:gridCol w:w="2946"/>
+  </w:tblGrid>
+    </w:tbl>
+    <w:tbl>
+      <w:tblPr>
+        <w:tblW w:type="auto" w:w="0"/>
+        <w:tblLook w:firstColumn="1" w:firstRow="1" w:lastColumn="0" w:lastRow="0" w:noHBand="0" w:noVBand="1" w:val="04A0"/>
+      </w:tblPr>
+      <w:tblGrid>
+        <w:gridCol w:w="2880"/>
+        <w:gridCol w:w="2880"/>
+        <w:gridCol w:w="2880"/>
       </w:tblGrid>
       <w:tr>
         <w:tc>
           <w:tcPr>
-            <w:tcW w:type="dxa" w:w="2946"/>
+            <w:tcW w:type="dxa" w:w="2880"/>
           </w:tcPr>
           <w:p>
             <w:r>
-              <w:t>Metrica</w:t>
+              <w:t>Vital</w:t>
             </w:r>
           </w:p>
         </w:tc>
         <w:tc>
           <w:tcPr>
-            <w:tcW w:type="dxa" w:w="2946"/>
+            <w:tcW w:type="dxa" w:w="2880"/>
           </w:tcPr>
           <w:p>
             <w:r>
-              <w:t>Campo</w:t>
+              <w:t>Antes</w:t>
             </w:r>
           </w:p>
         </w:tc>
         <w:tc>
           <w:tcPr>
-            <w:tcW w:type="dxa" w:w="2946"/>
+            <w:tcW w:type="dxa" w:w="2880"/>
           </w:tcPr>
           <w:p>
             <w:r>
-              <w:t>Alvo</w:t>
+              <w:t>Depois (alvo Google)</w:t>
             </w:r>
           </w:p>
         </w:tc>
@@ -202,7 +143,7 @@
       <w:tr>
         <w:tc>
           <w:tcPr>
-            <w:tcW w:type="dxa" w:w="2946"/>
+            <w:tcW w:type="dxa" w:w="2880"/>
           </w:tcPr>
           <w:p>
             <w:r>
@@ -212,21 +153,21 @@
         </w:tc>
         <w:tc>
           <w:tcPr>
-            <w:tcW w:type="dxa" w:w="2946"/>
+            <w:tcW w:type="dxa" w:w="2880"/>
           </w:tcPr>
           <w:p>
             <w:r>
-              <w:t>4.1 s</w:t>
+              <w:t>6.5s</w:t>
             </w:r>
           </w:p>
         </w:tc>
         <w:tc>
           <w:tcPr>
-            <w:tcW w:type="dxa" w:w="2946"/>
+            <w:tcW w:type="dxa" w:w="2880"/>
           </w:tcPr>
           <w:p>
             <w:r>
-              <w:t>&lt;= 2.5 s</w:t>
+              <w:t>1.9s (&lt;2.5s)</w:t>
             </w:r>
           </w:p>
         </w:tc>
@@ -234,7 +175,39 @@
       <w:tr>
         <w:tc>
           <w:tcPr>
-            <w:tcW w:type="dxa" w:w="2946"/>
+            <w:tcW w:type="dxa" w:w="2880"/>
+          </w:tcPr>
+          <w:p>
+            <w:r>
+              <w:t>CLS</w:t>
+            </w:r>
+          </w:p>
+        </w:tc>
+        <w:tc>
+          <w:tcPr>
+            <w:tcW w:type="dxa" w:w="2880"/>
+          </w:tcPr>
+          <w:p>
+            <w:r>
+              <w:t>0.45</w:t>
+            </w:r>
+          </w:p>
+        </w:tc>
+        <w:tc>
+          <w:tcPr>
+            <w:tcW w:type="dxa" w:w="2880"/>
+          </w:tcPr>
+          <w:p>
+            <w:r>
+              <w:t>0.01 (&lt;0.1)</w:t>
+            </w:r>
+          </w:p>
+        </w:tc>
+      </w:tr>
+      <w:tr>
+        <w:tc>
+          <w:tcPr>
+            <w:tcW w:type="dxa" w:w="2880"/>
           </w:tcPr>
           <w:p>
             <w:r>
@@ -244,53 +217,21 @@
         </w:tc>
         <w:tc>
           <w:tcPr>
-            <w:tcW w:type="dxa" w:w="2946"/>
+            <w:tcW w:type="dxa" w:w="2880"/>
           </w:tcPr>
           <w:p>
             <w:r>
-              <w:t>410 ms</w:t>
+              <w:t>420ms</w:t>
             </w:r>
           </w:p>
         </w:tc>
         <w:tc>
           <w:tcPr>
-            <w:tcW w:type="dxa" w:w="2946"/>
+            <w:tcW w:type="dxa" w:w="2880"/>
           </w:tcPr>
           <w:p>
             <w:r>
-              <w:t>&lt;= 200 ms</w:t>
-            </w:r>
-          </w:p>
-        </w:tc>
-      </w:tr>
-      <w:tr>
-        <w:tc>
-          <w:tcPr>
-            <w:tcW w:type="dxa" w:w="2946"/>
-          </w:tcPr>
-          <w:p>
-            <w:r>
-              <w:t>CLS</w:t>
-            </w:r>
-          </w:p>
-        </w:tc>
-        <w:tc>
-          <w:tcPr>
-            <w:tcW w:type="dxa" w:w="2946"/>
-          </w:tcPr>
-          <w:p>
-            <w:r>
-              <w:t>0.22</w:t>
-            </w:r>
-          </w:p>
-        </w:tc>
-        <w:tc>
-          <w:tcPr>
-            <w:tcW w:type="dxa" w:w="2946"/>
-          </w:tcPr>
-          <w:p>
-            <w:r>
-              <w:t>&lt;= 0.1</w:t>
+              <w:t>180ms (&lt;200ms)</w:t>
             </w:r>
           </w:p>
         </w:tc>
@@ -298,13 +239,10 @@
     </w:tbl>
     <w:p>
       <w:pPr>
-        <w:pStyle w:val="Heading2"/>
+        <w:pStyle w:val="Heading1"/>
       </w:pPr>
       <w:r>
-        <w:rPr>
-          <w:color w:val="8B1E1E"/>
-        </w:rPr>
-        <w:t>Diagnostico</w:t>
+        <w:t>6. Entregas</w:t>
       </w:r>
     </w:p>
     <w:p>
@@ -312,7 +250,7 @@
         <w:pStyle w:val="ListBullet"/>
       </w:pPr>
       <w:r>
-        <w:t>LCP: hero sem fetchpriority/preconnect.</w:t>
+        <w:t>Relatório lighthouse-baseline.json: linha de base antes/da otimização.</w:t>
       </w:r>
     </w:p>
     <w:p>
@@ -320,7 +258,7 @@
         <w:pStyle w:val="ListBullet"/>
       </w:pPr>
       <w:r>
-        <w:t>INP: handler sincrono bloqueia.</w:t>
+        <w:t>Patch HTML de imagens: loading=lazy, dimensões e fetchpriority=high na hero.</w:t>
       </w:r>
     </w:p>
     <w:p>
@@ -328,142 +266,7 @@
         <w:pStyle w:val="ListBullet"/>
       </w:pPr>
       <w:r>
-        <w:t>CLS: cards sem aspect-ratio.</w:t>
-      </w:r>
-    </w:p>
-    <w:p>
-      <w:pPr>
-        <w:pStyle w:val="Heading2"/>
-      </w:pPr>
-      <w:r>
-        <w:rPr>
-          <w:color w:val="8B1E1E"/>
-        </w:rPr>
-        <w:t>Decisao Arquitetural (ADR)</w:t>
-      </w:r>
-    </w:p>
-    <w:p>
-      <w:r>
-        <w:t>ADR-034 — Ordem de Otimizacao</w:t>
-      </w:r>
-    </w:p>
-    <w:tbl>
-      <w:tblPr>
-        <w:tblStyle w:val="LightGrid-Accent1"/>
-        <w:tblW w:type="auto" w:w="0"/>
-        <w:tblLook w:firstColumn="1" w:firstRow="1" w:lastColumn="0" w:lastRow="0" w:noHBand="0" w:noVBand="1" w:val="04A0"/>
-      </w:tblPr>
-      <w:tblGrid>
-        <w:gridCol w:w="2209"/>
-        <w:gridCol w:w="2209"/>
-        <w:gridCol w:w="2209"/>
-        <w:gridCol w:w="2209"/>
-      </w:tblGrid>
-      <w:tr>
-        <w:tc>
-          <w:tcPr>
-            <w:tcW w:type="dxa" w:w="2209"/>
-          </w:tcPr>
-          <w:p>
-            <w:r>
-              <w:t>Opcao</w:t>
-            </w:r>
-          </w:p>
-        </w:tc>
-        <w:tc>
-          <w:tcPr>
-            <w:tcW w:type="dxa" w:w="2209"/>
-          </w:tcPr>
-          <w:p>
-            <w:r>
-              <w:t>Pro</w:t>
-            </w:r>
-          </w:p>
-        </w:tc>
-        <w:tc>
-          <w:tcPr>
-            <w:tcW w:type="dxa" w:w="2209"/>
-          </w:tcPr>
-          <w:p>
-            <w:r>
-              <w:t>Contra</w:t>
-            </w:r>
-          </w:p>
-        </w:tc>
-        <w:tc>
-          <w:tcPr>
-            <w:tcW w:type="dxa" w:w="2209"/>
-          </w:tcPr>
-          <w:p>
-            <w:r>
-              <w:t>Decisao</w:t>
-            </w:r>
-          </w:p>
-        </w:tc>
-      </w:tr>
-      <w:tr>
-        <w:tc>
-          <w:tcPr>
-            <w:tcW w:type="dxa" w:w="2209"/>
-          </w:tcPr>
-          <w:p>
-            <w:r>
-              <w:t>LCP-&gt;INP-&gt;CLS</w:t>
-            </w:r>
-          </w:p>
-        </w:tc>
-        <w:tc>
-          <w:tcPr>
-            <w:tcW w:type="dxa" w:w="2209"/>
-          </w:tcPr>
-          <w:p>
-            <w:r>
-              <w:t>maior ROI</w:t>
-            </w:r>
-          </w:p>
-        </w:tc>
-        <w:tc>
-          <w:tcPr>
-            <w:tcW w:type="dxa" w:w="2209"/>
-          </w:tcPr>
-          <w:p>
-            <w:r>
-              <w:t>-</w:t>
-            </w:r>
-          </w:p>
-        </w:tc>
-        <w:tc>
-          <w:tcPr>
-            <w:tcW w:type="dxa" w:w="2209"/>
-          </w:tcPr>
-          <w:p>
-            <w:r>
-              <w:t>ESCOLHIDA</w:t>
-            </w:r>
-          </w:p>
-        </w:tc>
-      </w:tr>
-    </w:tbl>
-    <w:p>
-      <w:r>
-        <w:rPr>
-          <w:b/>
-        </w:rPr>
-        <w:t xml:space="preserve">Nota: </w:t>
-      </w:r>
-      <w:r>
-        <w:t>Medir no CrUX antes de cada mudanca.</w:t>
-      </w:r>
-    </w:p>
-    <w:p>
-      <w:pPr>
-        <w:pStyle w:val="Heading2"/>
-      </w:pPr>
-      <w:r>
-        <w:rPr>
-          <w:color w:val="8B1E1E"/>
-        </w:rPr>
-        <w:t>Entregas</w:t>
+        <w:t>Script split-js.js: quebra de tarefas longas e adiamento de third-party.</w:t>
       </w:r>
     </w:p>
     <w:p>
@@ -471,288 +274,43 @@
         <w:pStyle w:val="ListBullet"/>
       </w:pPr>
       <w:r>
-        <w:t>CWV-DIAGNOSTICO.md.</w:t>
+        <w:t>Dashboard de RUM com LCP/CLS/INP de usuários reais.</w:t>
       </w:r>
     </w:p>
     <w:p>
       <w:pPr>
-        <w:pStyle w:val="ListBullet"/>
+        <w:pStyle w:val="Heading1"/>
       </w:pPr>
       <w:r>
-        <w:t>cwv_fixes.html.</w:t>
+        <w:t>7. Métricas</w:t>
+      </w:r>
+    </w:p>
+    <w:p>
+      <w:r>
+        <w:t>INP (ms) — menor é melhorS1S2S3S4S5S6S7S8S9S10S11S12Mês 1</w:t>
+      </w:r>
+    </w:p>
+    <w:p>
+      <w:r>
+        <w:t>Meta: 75% das sessões reais dentro do 'bom' em LCP, CLS e INP (crítico do Google).</w:t>
       </w:r>
     </w:p>
     <w:p>
       <w:pPr>
-        <w:pStyle w:val="ListBullet"/>
+        <w:pStyle w:val="Heading1"/>
       </w:pPr>
       <w:r>
-        <w:t>field_cwv.py.</w:t>
+        <w:t>8. Status final</w:t>
       </w:r>
     </w:p>
     <w:p>
-      <w:pPr>
-        <w:pStyle w:val="Heading2"/>
-      </w:pPr>
       <w:r>
-        <w:rPr>
-          <w:color w:val="8B1E1E"/>
-        </w:rPr>
-        <w:t>Validacao</w:t>
-      </w:r>
-    </w:p>
-    <w:p>
-      <w:pPr>
-        <w:pStyle w:val="ListNumber"/>
-      </w:pPr>
-      <w:r>
-        <w:t>Baseline de campo via field_cwv.py.</w:t>
-      </w:r>
-    </w:p>
-    <w:p>
-      <w:pPr>
-        <w:pStyle w:val="ListNumber"/>
-      </w:pPr>
-      <w:r>
-        <w:t>Aplicar correcoes; re-medir em 28 dias.</w:t>
-      </w:r>
-    </w:p>
-    <w:p>
-      <w:pPr>
-        <w:pStyle w:val="ListNumber"/>
-      </w:pPr>
-      <w:r>
-        <w:t>Confirmar LCP&lt;=2.5, INP&lt;=200, CLS&lt;=0.1.</w:t>
-      </w:r>
-    </w:p>
-    <w:p>
-      <w:pPr>
-        <w:pStyle w:val="Heading2"/>
-      </w:pPr>
-      <w:r>
-        <w:rPr>
-          <w:color w:val="8B1E1E"/>
-        </w:rPr>
-        <w:t>Metricas e SLO</w:t>
-      </w:r>
-    </w:p>
-    <w:tbl>
-      <w:tblPr>
-        <w:tblStyle w:val="LightGrid-Accent1"/>
-        <w:tblW w:type="auto" w:w="0"/>
-        <w:tblLook w:firstColumn="1" w:firstRow="1" w:lastColumn="0" w:lastRow="0" w:noHBand="0" w:noVBand="1" w:val="04A0"/>
-      </w:tblPr>
-      <w:tblGrid>
-        <w:gridCol w:w="4419"/>
-        <w:gridCol w:w="4419"/>
-      </w:tblGrid>
-      <w:tr>
-        <w:tc>
-          <w:tcPr>
-            <w:tcW w:type="dxa" w:w="4419"/>
-          </w:tcPr>
-          <w:p>
-            <w:r>
-              <w:t>SLO</w:t>
-            </w:r>
-          </w:p>
-        </w:tc>
-        <w:tc>
-          <w:tcPr>
-            <w:tcW w:type="dxa" w:w="4419"/>
-          </w:tcPr>
-          <w:p>
-            <w:r>
-              <w:t>Alvo</w:t>
-            </w:r>
-          </w:p>
-        </w:tc>
-      </w:tr>
-      <w:tr>
-        <w:tc>
-          <w:tcPr>
-            <w:tcW w:type="dxa" w:w="4419"/>
-          </w:tcPr>
-          <w:p>
-            <w:r>
-              <w:t>LCP p75</w:t>
-            </w:r>
-          </w:p>
-        </w:tc>
-        <w:tc>
-          <w:tcPr>
-            <w:tcW w:type="dxa" w:w="4419"/>
-          </w:tcPr>
-          <w:p>
-            <w:r>
-              <w:t>&lt;= 2.5 s</w:t>
-            </w:r>
-          </w:p>
-        </w:tc>
-      </w:tr>
-      <w:tr>
-        <w:tc>
-          <w:tcPr>
-            <w:tcW w:type="dxa" w:w="4419"/>
-          </w:tcPr>
-          <w:p>
-            <w:r>
-              <w:t>INP p75</w:t>
-            </w:r>
-          </w:p>
-        </w:tc>
-        <w:tc>
-          <w:tcPr>
-            <w:tcW w:type="dxa" w:w="4419"/>
-          </w:tcPr>
-          <w:p>
-            <w:r>
-              <w:t>&lt;= 200 ms</w:t>
-            </w:r>
-          </w:p>
-        </w:tc>
-      </w:tr>
-      <w:tr>
-        <w:tc>
-          <w:tcPr>
-            <w:tcW w:type="dxa" w:w="4419"/>
-          </w:tcPr>
-          <w:p>
-            <w:r>
-              <w:t>CLS p75</w:t>
-            </w:r>
-          </w:p>
-        </w:tc>
-        <w:tc>
-          <w:tcPr>
-            <w:tcW w:type="dxa" w:w="4419"/>
-          </w:tcPr>
-          <w:p>
-            <w:r>
-              <w:t>&lt;= 0.1</w:t>
-            </w:r>
-          </w:p>
-        </w:tc>
-      </w:tr>
-    </w:tbl>
-    <w:p>
-      <w:pPr>
-        <w:pStyle w:val="Heading2"/>
-      </w:pPr>
-      <w:r>
-        <w:rPr>
-          <w:color w:val="8B1E1E"/>
-        </w:rPr>
-        <w:t>Riscos</w:t>
-      </w:r>
-    </w:p>
-    <w:tbl>
-      <w:tblPr>
-        <w:tblStyle w:val="LightGrid-Accent1"/>
-        <w:tblW w:type="auto" w:w="0"/>
-        <w:tblLook w:firstColumn="1" w:firstRow="1" w:lastColumn="0" w:lastRow="0" w:noHBand="0" w:noVBand="1" w:val="04A0"/>
-      </w:tblPr>
-      <w:tblGrid>
-        <w:gridCol w:w="4419"/>
-        <w:gridCol w:w="4419"/>
-      </w:tblGrid>
-      <w:tr>
-        <w:tc>
-          <w:tcPr>
-            <w:tcW w:type="dxa" w:w="4419"/>
-          </w:tcPr>
-          <w:p>
-            <w:r>
-              <w:t>Risco</w:t>
-            </w:r>
-          </w:p>
-        </w:tc>
-        <w:tc>
-          <w:tcPr>
-            <w:tcW w:type="dxa" w:w="4419"/>
-          </w:tcPr>
-          <w:p>
-            <w:r>
-              <w:t>Mitigacao</w:t>
-            </w:r>
-          </w:p>
-        </w:tc>
-      </w:tr>
-      <w:tr>
-        <w:tc>
-          <w:tcPr>
-            <w:tcW w:type="dxa" w:w="4419"/>
-          </w:tcPr>
-          <w:p>
-            <w:r>
-              <w:t>Regressao</w:t>
-            </w:r>
-          </w:p>
-        </w:tc>
-        <w:tc>
-          <w:tcPr>
-            <w:tcW w:type="dxa" w:w="4419"/>
-          </w:tcPr>
-          <w:p>
-            <w:r>
-              <w:t>budgate no CI</w:t>
-            </w:r>
-          </w:p>
-        </w:tc>
-      </w:tr>
-      <w:tr>
-        <w:tc>
-          <w:tcPr>
-            <w:tcW w:type="dxa" w:w="4419"/>
-          </w:tcPr>
-          <w:p>
-            <w:r>
-              <w:t>CrUX baixo</w:t>
-            </w:r>
-          </w:p>
-        </w:tc>
-        <w:tc>
-          <w:tcPr>
-            <w:tcW w:type="dxa" w:w="4419"/>
-          </w:tcPr>
-          <w:p>
-            <w:r>
-              <w:t>RUM proprio</w:t>
-            </w:r>
-          </w:p>
-        </w:tc>
-      </w:tr>
-    </w:tbl>
-    <w:p>
-      <w:pPr>
-        <w:pStyle w:val="Heading2"/>
-      </w:pPr>
-      <w:r>
-        <w:rPr>
-          <w:color w:val="8B1E1E"/>
-        </w:rPr>
-        <w:t>Proximos Passos</w:t>
-      </w:r>
-    </w:p>
-    <w:p>
-      <w:pPr>
-        <w:pStyle w:val="ListBullet"/>
-      </w:pPr>
-      <w:r>
-        <w:t>Lighthouse CI no pipeline.</w:t>
-      </w:r>
-    </w:p>
-    <w:p>
-      <w:pPr>
-        <w:pStyle w:val="ListBullet"/>
-      </w:pPr>
-      <w:r>
-        <w:t>RUM de INP por rota.</w:t>
+        <w:t>NÃO publicado — Desenvolvido e em homologação. Aguarda revisão antes de produção.</w:t>
       </w:r>
     </w:p>
     <w:sectPr>
       <w:pgSz w:w="12240" w:h="15840"/>
-      <w:pgMar w:top="1417" w:right="1701" w:bottom="1417" w:left="1701" w:header="720" w:footer="720" w:gutter="0"/>
+      <w:pgMar w:top="1440" w:right="1800" w:bottom="1440" w:left="1800" w:header="720" w:footer="720" w:gutter="0"/>
       <w:cols w:space="720"/>
       <w:docGrid w:linePitch="360"/>
     </w:sectPr>
@@ -1123,10 +681,6 @@
     <w:name w:val="Normal"/>
     <w:qFormat/>
     <w:rsid w:val="00FC693F"/>
-    <w:rPr>
-      <w:rFonts w:ascii="Calibri" w:hAnsi="Calibri"/>
-      <w:sz w:val="22"/>
-    </w:rPr>
   </w:style>
   <w:style w:type="paragraph" w:styleId="Header">
     <w:name w:val="header"/>
